--- a/storage/templates/normalized-docx/BM-044/BM-044_normalized.docx
+++ b/storage/templates/normalized-docx/BM-044/BM-044_normalized.docx
@@ -407,7 +407,7 @@
                 <w:sz w:val="26"/>
                 <w:szCs w:val="26"/>
               </w:rPr>
-              <w:t>{{agency.parentNameUpper}</w:t>
+              <w:t>{{agency.parentNameUpper}}</w:t>
             </w:r>
             <w:r>
               <w:rPr>

--- a/storage/templates/normalized-docx/BM-044/BM-044_normalized.docx
+++ b/storage/templates/normalized-docx/BM-044/BM-044_normalized.docx
@@ -409,18 +409,6 @@
               </w:rPr>
               <w:t>{{agency.parentNameUpper}}</w:t>
             </w:r>
-            <w:r>
-              <w:rPr>
-                <w:rStyle w:val="11"/>
-                <w:rFonts w:hint="default" w:ascii="Times New Roman" w:hAnsi="Times New Roman" w:eastAsia="SimSun" w:cs="Times New Roman"/>
-                <w:b w:val="0"/>
-                <w:bCs/>
-                <w:sz w:val="26"/>
-                <w:szCs w:val="26"/>
-                <w:lang w:val="vi-VN"/>
-              </w:rPr>
-              <w:t>}</w:t>
-            </w:r>
           </w:p>
           <w:p>
             <w:pPr>
